--- a/HR Documents/Passport Release & Submission Form - INJAAZ.DOCX
+++ b/HR Documents/Passport Release & Submission Form - INJAAZ.DOCX
@@ -2,173 +2,100 @@
 <file path=word/document.xml><?xml version="1.0" encoding="utf-8"?>
 <w:document xmlns:wpc="http://schemas.microsoft.com/office/word/2010/wordprocessingCanvas" xmlns:mc="http://schemas.openxmlformats.org/markup-compatibility/2006" xmlns:o="urn:schemas-microsoft-com:office:office" xmlns:r="http://schemas.openxmlformats.org/officeDocument/2006/relationships" xmlns:m="http://schemas.openxmlformats.org/officeDocument/2006/math" xmlns:v="urn:schemas-microsoft-com:vml" xmlns:wp14="http://schemas.microsoft.com/office/word/2010/wordprocessingDrawing" xmlns:wp="http://schemas.openxmlformats.org/drawingml/2006/wordprocessingDrawing" xmlns:w10="urn:schemas-microsoft-com:office:word" xmlns:w="http://schemas.openxmlformats.org/wordprocessingml/2006/main" xmlns:w14="http://schemas.microsoft.com/office/word/2010/wordml" xmlns:wpg="http://schemas.microsoft.com/office/word/2010/wordprocessingGroup" xmlns:wpi="http://schemas.microsoft.com/office/word/2010/wordprocessingInk" xmlns:wne="http://schemas.microsoft.com/office/word/2006/wordml" xmlns:wps="http://schemas.microsoft.com/office/word/2010/wordprocessingShape" mc:Ignorable="w14 wp14">
   <w:body>
+    <w:tbl>
+      <w:tblPr>
+        <w:tblW w:type="auto" w:w="0"/>
+        <w:tblLayout w:type="fixed"/>
+        <w:tblLook w:firstColumn="1" w:firstRow="1" w:lastColumn="0" w:lastRow="0" w:noHBand="0" w:noVBand="1" w:val="04A0"/>
+      </w:tblPr>
+      <w:tblGrid>
+        <w:gridCol w:w="5353"/>
+        <w:gridCol w:w="5353"/>
+      </w:tblGrid>
+      <w:tr>
+        <w:trPr>
+          <w:trHeight w:val="240" w:hRule="atLeast"/>
+        </w:trPr>
+        <w:tc>
+          <w:tcPr>
+            <w:tcW w:type="dxa" w:w="7654"/>
+            <w:tcMar>
+              <w:top w:w="60" w:type="dxa"/>
+              <w:bottom w:w="0" w:type="dxa"/>
+            </w:tcMar>
+          </w:tcPr>
+          <w:p>
+            <w:pPr>
+              <w:keepLines/>
+              <w:spacing w:after="0"/>
+              <w:jc w:val="left"/>
+            </w:pPr>
+            <w:r/>
+            <w:r>
+              <w:rPr>
+                <w:rFonts w:ascii="Calibri" w:hAnsi="Calibri"/>
+                <w:b/>
+                <w:sz w:val="40"/>
+              </w:rPr>
+              <w:t>Passport Release &amp; Submission Form</w:t>
+            </w:r>
+          </w:p>
+        </w:tc>
+        <w:tc>
+          <w:tcPr>
+            <w:tcW w:type="dxa" w:w="1984"/>
+            <w:tcMar>
+              <w:top w:w="60" w:type="dxa"/>
+              <w:bottom w:w="0" w:type="dxa"/>
+            </w:tcMar>
+          </w:tcPr>
+          <w:p>
+            <w:pPr>
+              <w:spacing w:after="0"/>
+              <w:jc w:val="right"/>
+            </w:pPr>
+            <w:r>
+              <w:drawing>
+                <wp:inline xmlns:a="http://schemas.openxmlformats.org/drawingml/2006/main" xmlns:pic="http://schemas.openxmlformats.org/drawingml/2006/picture">
+                  <wp:extent cx="648000" cy="609405"/>
+                  <wp:docPr id="1" name="Picture 1"/>
+                  <wp:cNvGraphicFramePr>
+                    <a:graphicFrameLocks noChangeAspect="1"/>
+                  </wp:cNvGraphicFramePr>
+                  <a:graphic>
+                    <a:graphicData uri="http://schemas.openxmlformats.org/drawingml/2006/picture">
+                      <pic:pic>
+                        <pic:nvPicPr>
+                          <pic:cNvPr id="0" name="image.png"/>
+                          <pic:cNvPicPr/>
+                        </pic:nvPicPr>
+                        <pic:blipFill>
+                          <a:blip r:embed="rId9"/>
+                          <a:stretch>
+                            <a:fillRect/>
+                          </a:stretch>
+                        </pic:blipFill>
+                        <pic:spPr>
+                          <a:xfrm>
+                            <a:off x="0" y="0"/>
+                            <a:ext cx="648000" cy="609405"/>
+                          </a:xfrm>
+                          <a:prstGeom prst="rect"/>
+                        </pic:spPr>
+                      </pic:pic>
+                    </a:graphicData>
+                  </a:graphic>
+                </wp:inline>
+              </w:drawing>
+            </w:r>
+          </w:p>
+        </w:tc>
+      </w:tr>
+    </w:tbl>
     <w:p>
       <w:pPr>
-        <w:pStyle w:val="BodyText"/>
-        <w:rPr>
-          <w:rFonts w:ascii="Times New Roman"/>
-        </w:rPr>
-      </w:pPr>
-      <w:r>
-        <w:rPr>
-          <w:noProof/>
-        </w:rPr>
-        <w:drawing>
-          <wp:anchor distT="0" distB="0" distL="114300" distR="114300" simplePos="0" relativeHeight="251659264" behindDoc="0" locked="0" layoutInCell="1" allowOverlap="1" wp14:anchorId="325F1896" wp14:editId="053F09CA">
-            <wp:simplePos x="0" y="0"/>
-            <wp:positionH relativeFrom="column">
-              <wp:posOffset>3076622</wp:posOffset>
-            </wp:positionH>
-            <wp:positionV relativeFrom="paragraph">
-              <wp:posOffset>134620</wp:posOffset>
-            </wp:positionV>
-            <wp:extent cx="620395" cy="560705"/>
-            <wp:effectExtent l="0" t="0" r="8255" b="0"/>
-            <wp:wrapNone/>
-            <wp:docPr id="14" name="Picture 2"/>
-            <wp:cNvGraphicFramePr>
-              <a:graphicFrameLocks xmlns:a="http://schemas.openxmlformats.org/drawingml/2006/main" noChangeAspect="1"/>
-            </wp:cNvGraphicFramePr>
-            <a:graphic xmlns:a="http://schemas.openxmlformats.org/drawingml/2006/main">
-              <a:graphicData uri="http://schemas.openxmlformats.org/drawingml/2006/picture">
-                <pic:pic xmlns:pic="http://schemas.openxmlformats.org/drawingml/2006/picture">
-                  <pic:nvPicPr>
-                    <pic:cNvPr id="3" name="Picture 2"/>
-                    <pic:cNvPicPr>
-                      <a:picLocks noChangeAspect="1"/>
-                    </pic:cNvPicPr>
-                  </pic:nvPicPr>
-                  <pic:blipFill>
-                    <a:blip r:embed="rId6" cstate="print">
-                      <a:extLst>
-                        <a:ext uri="{28A0092B-C50C-407E-A947-70E740481C1C}">
-                          <a14:useLocalDpi xmlns:a14="http://schemas.microsoft.com/office/drawing/2010/main" val="0"/>
-                        </a:ext>
-                      </a:extLst>
-                    </a:blip>
-                    <a:stretch>
-                      <a:fillRect/>
-                    </a:stretch>
-                  </pic:blipFill>
-                  <pic:spPr>
-                    <a:xfrm>
-                      <a:off x="0" y="0"/>
-                      <a:ext cx="620395" cy="560705"/>
-                    </a:xfrm>
-                    <a:prstGeom prst="rect">
-                      <a:avLst/>
-                    </a:prstGeom>
-                  </pic:spPr>
-                </pic:pic>
-              </a:graphicData>
-            </a:graphic>
-            <wp14:sizeRelH relativeFrom="margin">
-              <wp14:pctWidth>0</wp14:pctWidth>
-            </wp14:sizeRelH>
-            <wp14:sizeRelV relativeFrom="margin">
-              <wp14:pctHeight>0</wp14:pctHeight>
-            </wp14:sizeRelV>
-          </wp:anchor>
-        </w:drawing>
-      </w:r>
-    </w:p>
-    <w:p>
-      <w:pPr>
-        <w:pStyle w:val="BodyText"/>
-        <w:rPr>
-          <w:rFonts w:ascii="Times New Roman"/>
-        </w:rPr>
-      </w:pPr>
-    </w:p>
-    <w:p>
-      <w:pPr>
-        <w:pStyle w:val="BodyText"/>
-        <w:rPr>
-          <w:noProof/>
-        </w:rPr>
-      </w:pPr>
-    </w:p>
-    <w:p>
-      <w:pPr>
-        <w:pStyle w:val="BodyText"/>
-        <w:rPr>
-          <w:rFonts w:ascii="Times New Roman"/>
-        </w:rPr>
-      </w:pPr>
-    </w:p>
-    <w:p>
-      <w:pPr>
-        <w:pStyle w:val="BodyText"/>
-        <w:rPr>
-          <w:noProof/>
-        </w:rPr>
-      </w:pPr>
-    </w:p>
-    <w:p>
-      <w:pPr>
-        <w:pStyle w:val="BodyText"/>
-        <w:tabs>
-          <w:tab w:val="left" w:pos="5175"/>
-        </w:tabs>
-        <w:rPr>
-          <w:noProof/>
-          <w:sz w:val="22"/>
-          <w:szCs w:val="22"/>
-        </w:rPr>
-      </w:pPr>
-      <w:r>
-        <w:rPr>
-          <w:noProof/>
-          <w:sz w:val="22"/>
-          <w:szCs w:val="22"/>
-        </w:rPr>
-        <w:t xml:space="preserve">                                                                            </w:t>
-      </w:r>
-      <w:r>
-        <w:rPr>
-          <w:noProof/>
-          <w:sz w:val="22"/>
-          <w:szCs w:val="22"/>
-        </w:rPr>
-        <w:t xml:space="preserve">                       </w:t>
-      </w:r>
-      <w:r>
-        <w:rPr>
-          <w:noProof/>
-          <w:sz w:val="22"/>
-          <w:szCs w:val="22"/>
-        </w:rPr>
-        <w:t xml:space="preserve"> </w:t>
-      </w:r>
-      <w:r>
-        <w:rPr>
-          <w:noProof/>
-          <w:sz w:val="22"/>
-          <w:szCs w:val="22"/>
-        </w:rPr>
-        <w:t xml:space="preserve"> </w:t>
-      </w:r>
-      <w:r>
-        <w:rPr>
-          <w:rFonts w:ascii="Times New Roman"/>
-          <w:color w:val="006666"/>
-        </w:rPr>
-        <w:t>INJAAZ</w:t>
-      </w:r>
-    </w:p>
-    <w:p>
-      <w:pPr>
-        <w:pStyle w:val="BodyText"/>
-        <w:spacing w:before="1"/>
-        <w:rPr>
-          <w:rFonts w:ascii="Times New Roman"/>
-          <w:sz w:val="16"/>
-        </w:rPr>
-      </w:pPr>
-    </w:p>
-    <w:p>
-      <w:pPr>
         <w:pStyle w:val="Title"/>
+        <w:spacing w:before="0"/>
         <w:ind w:left="2160" w:right="1680"/>
         <w:jc w:val="left"/>
         <w:rPr>

--- a/HR Documents/Passport Release & Submission Form - INJAAZ.DOCX
+++ b/HR Documents/Passport Release & Submission Form - INJAAZ.DOCX
@@ -198,20 +198,8 @@
             <w:shd w:val="clear" w:color="auto" w:fill="D9D9D9"/>
           </w:tcPr>
           <w:p>
-            <w:pPr>
-              <w:pStyle w:val="TableParagraph"/>
-              <w:spacing w:before="73"/>
-              <w:rPr>
-                <w:b/>
-                <w:sz w:val="28"/>
-              </w:rPr>
-            </w:pPr>
-            <w:r>
-              <w:rPr>
-                <w:b/>
-                <w:sz w:val="28"/>
-              </w:rPr>
-              <w:t>Requester:</w:t>
+            <w:r>
+              <w:t>{{ requester }}</w:t>
             </w:r>
           </w:p>
         </w:tc>
@@ -229,33 +217,8 @@
             </w:tcBorders>
           </w:tcPr>
           <w:p>
-            <w:pPr>
-              <w:pStyle w:val="TableParagraph"/>
-              <w:spacing w:before="119"/>
-              <w:rPr>
-                <w:sz w:val="24"/>
-              </w:rPr>
-            </w:pPr>
-            <w:bookmarkStart w:id="0" w:name="_GoBack"/>
-            <w:bookmarkEnd w:id="0"/>
-            <w:r>
-              <w:rPr>
-                <w:sz w:val="24"/>
-              </w:rPr>
-              <w:t>Employee</w:t>
-            </w:r>
-            <w:r>
-              <w:rPr>
-                <w:spacing w:val="-3"/>
-                <w:sz w:val="24"/>
-              </w:rPr>
-              <w:t xml:space="preserve"> </w:t>
-            </w:r>
-            <w:r>
-              <w:rPr>
-                <w:sz w:val="24"/>
-              </w:rPr>
-              <w:t>Name:</w:t>
+            <w:r>
+              <w:t>{{ employee_name }}</w:t>
             </w:r>
           </w:p>
         </w:tc>
@@ -313,18 +276,8 @@
             <w:vAlign w:val="center"/>
           </w:tcPr>
           <w:p>
-            <w:pPr>
-              <w:pStyle w:val="TableParagraph"/>
-              <w:ind w:left="0"/>
-              <w:rPr>
-                <w:sz w:val="24"/>
-              </w:rPr>
-            </w:pPr>
-            <w:r>
-              <w:rPr>
-                <w:sz w:val="24"/>
-              </w:rPr>
-              <w:t xml:space="preserve"> Project:</w:t>
+            <w:r>
+              <w:t>{{ employee_id }}</w:t>
             </w:r>
           </w:p>
         </w:tc>
@@ -380,25 +333,8 @@
             <w:vAlign w:val="center"/>
           </w:tcPr>
           <w:p>
-            <w:pPr>
-              <w:pStyle w:val="TableParagraph"/>
-              <w:ind w:left="107"/>
-              <w:rPr>
-                <w:sz w:val="2"/>
-                <w:szCs w:val="2"/>
-              </w:rPr>
-            </w:pPr>
-          </w:p>
-          <w:p>
-            <w:r>
-              <w:t xml:space="preserve"> </w:t>
-            </w:r>
-            <w:r>
-              <w:rPr>
-                <w:sz w:val="24"/>
-                <w:szCs w:val="24"/>
-              </w:rPr>
-              <w:t>Date:</w:t>
+            <w:r>
+              <w:t>{{ job_title }}</w:t>
             </w:r>
           </w:p>
         </w:tc>
@@ -1132,27 +1068,8 @@
             <w:vAlign w:val="center"/>
           </w:tcPr>
           <w:p>
-            <w:pPr>
-              <w:pStyle w:val="TableParagraph"/>
-              <w:ind w:left="0"/>
-              <w:rPr>
-                <w:sz w:val="24"/>
-              </w:rPr>
-            </w:pPr>
-            <w:r>
-              <w:rPr>
-                <w:rFonts w:ascii="Arial"/>
-                <w:b/>
-                <w:sz w:val="20"/>
-              </w:rPr>
-              <w:t xml:space="preserve"> </w:t>
-            </w:r>
-            <w:r>
-              <w:rPr>
-                <w:sz w:val="24"/>
-                <w:szCs w:val="24"/>
-              </w:rPr>
-              <w:t>Project:</w:t>
+            <w:r>
+              <w:t>{{ project }}</w:t>
             </w:r>
           </w:p>
         </w:tc>
@@ -1201,16 +1118,8 @@
             <w:vAlign w:val="center"/>
           </w:tcPr>
           <w:p>
-            <w:pPr>
-              <w:rPr>
-                <w:sz w:val="24"/>
-              </w:rPr>
-            </w:pPr>
-            <w:r>
-              <w:rPr>
-                <w:sz w:val="24"/>
-              </w:rPr>
-              <w:t xml:space="preserve"> Date:</w:t>
+            <w:r>
+              <w:t>{{ form_date }}</w:t>
             </w:r>
           </w:p>
         </w:tc>

--- a/HR Documents/Passport Release & Submission Form - INJAAZ.DOCX
+++ b/HR Documents/Passport Release & Submission Form - INJAAZ.DOCX
@@ -199,7 +199,7 @@
           </w:tcPr>
           <w:p>
             <w:r>
-              <w:t>{{ requester }}</w:t>
+              <w:t>Requester {{ requester }}</w:t>
             </w:r>
           </w:p>
         </w:tc>
@@ -218,7 +218,7 @@
           </w:tcPr>
           <w:p>
             <w:r>
-              <w:t>{{ employee_name }}</w:t>
+              <w:t>Employee Name {{ employee_name }}</w:t>
             </w:r>
           </w:p>
         </w:tc>
@@ -277,7 +277,7 @@
           </w:tcPr>
           <w:p>
             <w:r>
-              <w:t>{{ employee_id }}</w:t>
+              <w:t>Employee ID {{ employee_id }}</w:t>
             </w:r>
           </w:p>
         </w:tc>
@@ -334,7 +334,7 @@
           </w:tcPr>
           <w:p>
             <w:r>
-              <w:t>{{ job_title }}</w:t>
+              <w:t>Job Title {{ job_title }}</w:t>
             </w:r>
           </w:p>
         </w:tc>
@@ -861,29 +861,8 @@
             </w:tcBorders>
           </w:tcPr>
           <w:p>
-            <w:pPr>
-              <w:pStyle w:val="TableParagraph"/>
-              <w:spacing w:line="292" w:lineRule="exact"/>
-              <w:ind w:left="107"/>
-              <w:rPr>
-                <w:sz w:val="24"/>
-              </w:rPr>
-            </w:pPr>
-          </w:p>
-          <w:p>
-            <w:pPr>
-              <w:pStyle w:val="TableParagraph"/>
-              <w:spacing w:line="292" w:lineRule="exact"/>
-              <w:ind w:left="107"/>
-              <w:rPr>
-                <w:sz w:val="24"/>
-              </w:rPr>
-            </w:pPr>
-            <w:r>
-              <w:rPr>
-                <w:sz w:val="24"/>
-              </w:rPr>
-              <w:t>Date:</w:t>
+            <w:r>
+              <w:t>HR Signature {{ hr_signature }}</w:t>
             </w:r>
           </w:p>
         </w:tc>
@@ -983,31 +962,8 @@
             </w:tcBorders>
           </w:tcPr>
           <w:p>
-            <w:pPr>
-              <w:pStyle w:val="TableParagraph"/>
-              <w:spacing w:before="119"/>
-              <w:rPr>
-                <w:sz w:val="24"/>
-              </w:rPr>
-            </w:pPr>
-            <w:r>
-              <w:rPr>
-                <w:sz w:val="24"/>
-              </w:rPr>
-              <w:t>Employee</w:t>
-            </w:r>
-            <w:r>
-              <w:rPr>
-                <w:spacing w:val="-3"/>
-                <w:sz w:val="24"/>
-              </w:rPr>
-              <w:t xml:space="preserve"> </w:t>
-            </w:r>
-            <w:r>
-              <w:rPr>
-                <w:sz w:val="24"/>
-              </w:rPr>
-              <w:t>Name:</w:t>
+            <w:r>
+              <w:t>Employee Name {{ employee_name }}</w:t>
             </w:r>
           </w:p>
         </w:tc>
@@ -1069,7 +1025,7 @@
           </w:tcPr>
           <w:p>
             <w:r>
-              <w:t>{{ project }}</w:t>
+              <w:t>Project {{ project }}</w:t>
             </w:r>
           </w:p>
         </w:tc>
@@ -1119,7 +1075,7 @@
           </w:tcPr>
           <w:p>
             <w:r>
-              <w:t>{{ form_date }}</w:t>
+              <w:t>Date {{ form_date }}</w:t>
             </w:r>
           </w:p>
         </w:tc>

--- a/HR Documents/Passport Release & Submission Form - INJAAZ.DOCX
+++ b/HR Documents/Passport Release & Submission Form - INJAAZ.DOCX
@@ -199,7 +199,7 @@
           </w:tcPr>
           <w:p>
             <w:r>
-              <w:t>Requester {{ requester }}</w:t>
+              <w:t>{{ requester }}</w:t>
             </w:r>
           </w:p>
         </w:tc>
@@ -218,7 +218,7 @@
           </w:tcPr>
           <w:p>
             <w:r>
-              <w:t>Employee Name {{ employee_name }}</w:t>
+              <w:t>{{ employee_name }}</w:t>
             </w:r>
           </w:p>
         </w:tc>
@@ -277,7 +277,7 @@
           </w:tcPr>
           <w:p>
             <w:r>
-              <w:t>Employee ID {{ employee_id }}</w:t>
+              <w:t>{{ employee_id }}</w:t>
             </w:r>
           </w:p>
         </w:tc>
@@ -334,7 +334,7 @@
           </w:tcPr>
           <w:p>
             <w:r>
-              <w:t>Job Title {{ job_title }}</w:t>
+              <w:t>{{ job_title }}</w:t>
             </w:r>
           </w:p>
         </w:tc>
@@ -395,7 +395,7 @@
                 <w:b/>
                 <w:sz w:val="24"/>
               </w:rPr>
-              <w:t>Purpose</w:t>
+              <w:t>Purpose of Release: {{ purpose_of_release }}</w:t>
             </w:r>
             <w:r>
               <w:rPr>
@@ -403,14 +403,12 @@
                 <w:spacing w:val="-5"/>
                 <w:sz w:val="24"/>
               </w:rPr>
-              <w:t xml:space="preserve"> </w:t>
-            </w:r>
-            <w:r>
-              <w:rPr>
-                <w:b/>
-                <w:sz w:val="24"/>
-              </w:rPr>
-              <w:t>of</w:t>
+            </w:r>
+            <w:r>
+              <w:rPr>
+                <w:b/>
+                <w:sz w:val="24"/>
+              </w:rPr>
             </w:r>
             <w:r>
               <w:rPr>
@@ -418,14 +416,12 @@
                 <w:spacing w:val="1"/>
                 <w:sz w:val="24"/>
               </w:rPr>
-              <w:t xml:space="preserve"> </w:t>
-            </w:r>
-            <w:r>
-              <w:rPr>
-                <w:b/>
-                <w:sz w:val="24"/>
-              </w:rPr>
-              <w:t>Release:</w:t>
+            </w:r>
+            <w:r>
+              <w:rPr>
+                <w:b/>
+                <w:sz w:val="24"/>
+              </w:rPr>
             </w:r>
           </w:p>
         </w:tc>
@@ -453,20 +449,18 @@
               <w:rPr>
                 <w:sz w:val="24"/>
               </w:rPr>
-              <w:t>Release</w:t>
+              <w:t>Release Date: {{ release_date }}</w:t>
             </w:r>
             <w:r>
               <w:rPr>
                 <w:spacing w:val="-1"/>
                 <w:sz w:val="24"/>
               </w:rPr>
-              <w:t xml:space="preserve"> </w:t>
-            </w:r>
-            <w:r>
-              <w:rPr>
-                <w:sz w:val="24"/>
-              </w:rPr>
-              <w:t>Date:</w:t>
+            </w:r>
+            <w:r>
+              <w:rPr>
+                <w:sz w:val="24"/>
+              </w:rPr>
             </w:r>
           </w:p>
         </w:tc>
@@ -495,20 +489,18 @@
               <w:rPr>
                 <w:sz w:val="24"/>
               </w:rPr>
-              <w:t>Employee</w:t>
+              <w:t>Employee Signature: {{ employee_signature }}</w:t>
             </w:r>
             <w:r>
               <w:rPr>
                 <w:spacing w:val="-5"/>
                 <w:sz w:val="24"/>
               </w:rPr>
-              <w:t xml:space="preserve"> </w:t>
-            </w:r>
-            <w:r>
-              <w:rPr>
-                <w:sz w:val="24"/>
-              </w:rPr>
-              <w:t>Signature:</w:t>
+            </w:r>
+            <w:r>
+              <w:rPr>
+                <w:sz w:val="24"/>
+              </w:rPr>
             </w:r>
           </w:p>
         </w:tc>
@@ -724,7 +716,7 @@
                 <w:b/>
                 <w:sz w:val="24"/>
               </w:rPr>
-              <w:t>Approved</w:t>
+              <w:t>Approved by Line Manager: {{ gm_signature }}</w:t>
             </w:r>
             <w:r>
               <w:rPr>
@@ -732,14 +724,12 @@
                 <w:spacing w:val="-2"/>
                 <w:sz w:val="24"/>
               </w:rPr>
-              <w:t xml:space="preserve"> </w:t>
-            </w:r>
-            <w:r>
-              <w:rPr>
-                <w:b/>
-                <w:sz w:val="24"/>
-              </w:rPr>
-              <w:t>by</w:t>
+            </w:r>
+            <w:r>
+              <w:rPr>
+                <w:b/>
+                <w:sz w:val="24"/>
+              </w:rPr>
             </w:r>
             <w:r>
               <w:rPr>
@@ -747,14 +737,12 @@
                 <w:spacing w:val="-3"/>
                 <w:sz w:val="24"/>
               </w:rPr>
-              <w:t xml:space="preserve"> </w:t>
-            </w:r>
-            <w:r>
-              <w:rPr>
-                <w:b/>
-                <w:sz w:val="24"/>
-              </w:rPr>
-              <w:t>Line</w:t>
+            </w:r>
+            <w:r>
+              <w:rPr>
+                <w:b/>
+                <w:sz w:val="24"/>
+              </w:rPr>
             </w:r>
             <w:r>
               <w:rPr>
@@ -762,14 +750,12 @@
                 <w:spacing w:val="-4"/>
                 <w:sz w:val="24"/>
               </w:rPr>
-              <w:t xml:space="preserve"> </w:t>
-            </w:r>
-            <w:r>
-              <w:rPr>
-                <w:b/>
-                <w:sz w:val="24"/>
-              </w:rPr>
-              <w:t>Manager:</w:t>
+            </w:r>
+            <w:r>
+              <w:rPr>
+                <w:b/>
+                <w:sz w:val="24"/>
+              </w:rPr>
             </w:r>
           </w:p>
         </w:tc>
@@ -834,7 +820,7 @@
                 <w:b/>
                 <w:sz w:val="24"/>
               </w:rPr>
-              <w:t>HR</w:t>
+              <w:t>HR Signature: {{ hr_signature }}</w:t>
             </w:r>
             <w:r>
               <w:rPr>
@@ -842,14 +828,12 @@
                 <w:spacing w:val="-2"/>
                 <w:sz w:val="24"/>
               </w:rPr>
-              <w:t xml:space="preserve"> </w:t>
-            </w:r>
-            <w:r>
-              <w:rPr>
-                <w:b/>
-                <w:sz w:val="24"/>
-              </w:rPr>
-              <w:t>Signature:</w:t>
+            </w:r>
+            <w:r>
+              <w:rPr>
+                <w:b/>
+                <w:sz w:val="24"/>
+              </w:rPr>
             </w:r>
           </w:p>
         </w:tc>
@@ -862,7 +846,7 @@
           </w:tcPr>
           <w:p>
             <w:r>
-              <w:t>HR Signature {{ hr_signature }}</w:t>
+              <w:t>{{ hr_signature }}</w:t>
             </w:r>
           </w:p>
         </w:tc>
@@ -963,7 +947,7 @@
           </w:tcPr>
           <w:p>
             <w:r>
-              <w:t>Employee Name {{ employee_name }}</w:t>
+              <w:t>{{ employee_name }}</w:t>
             </w:r>
           </w:p>
         </w:tc>
@@ -1025,7 +1009,7 @@
           </w:tcPr>
           <w:p>
             <w:r>
-              <w:t>Project {{ project }}</w:t>
+              <w:t>{{ employee_id }}</w:t>
             </w:r>
           </w:p>
         </w:tc>
@@ -1075,7 +1059,7 @@
           </w:tcPr>
           <w:p>
             <w:r>
-              <w:t>Date {{ form_date }}</w:t>
+              <w:t>{{ job_title }}</w:t>
             </w:r>
           </w:p>
         </w:tc>
@@ -1106,7 +1090,7 @@
                 <w:b/>
                 <w:sz w:val="24"/>
               </w:rPr>
-              <w:t>Approved</w:t>
+              <w:t>Approved by Line Manager: {{ gm_signature }}</w:t>
             </w:r>
             <w:r>
               <w:rPr>
@@ -1114,14 +1098,12 @@
                 <w:spacing w:val="-2"/>
                 <w:sz w:val="24"/>
               </w:rPr>
-              <w:t xml:space="preserve"> </w:t>
-            </w:r>
-            <w:r>
-              <w:rPr>
-                <w:b/>
-                <w:sz w:val="24"/>
-              </w:rPr>
-              <w:t>by</w:t>
+            </w:r>
+            <w:r>
+              <w:rPr>
+                <w:b/>
+                <w:sz w:val="24"/>
+              </w:rPr>
             </w:r>
             <w:r>
               <w:rPr>
@@ -1129,14 +1111,12 @@
                 <w:spacing w:val="-3"/>
                 <w:sz w:val="24"/>
               </w:rPr>
-              <w:t xml:space="preserve"> </w:t>
-            </w:r>
-            <w:r>
-              <w:rPr>
-                <w:b/>
-                <w:sz w:val="24"/>
-              </w:rPr>
-              <w:t>Line</w:t>
+            </w:r>
+            <w:r>
+              <w:rPr>
+                <w:b/>
+                <w:sz w:val="24"/>
+              </w:rPr>
             </w:r>
             <w:r>
               <w:rPr>
@@ -1144,14 +1124,12 @@
                 <w:spacing w:val="-4"/>
                 <w:sz w:val="24"/>
               </w:rPr>
-              <w:t xml:space="preserve"> </w:t>
-            </w:r>
-            <w:r>
-              <w:rPr>
-                <w:b/>
-                <w:sz w:val="24"/>
-              </w:rPr>
-              <w:t>Manager:</w:t>
+            </w:r>
+            <w:r>
+              <w:rPr>
+                <w:b/>
+                <w:sz w:val="24"/>
+              </w:rPr>
             </w:r>
           </w:p>
         </w:tc>
@@ -1176,7 +1154,7 @@
               <w:rPr>
                 <w:sz w:val="24"/>
               </w:rPr>
-              <w:t xml:space="preserve"> Date:</w:t>
+              <w:t>Date: {{ form_date }}</w:t>
             </w:r>
           </w:p>
         </w:tc>
@@ -1207,7 +1185,7 @@
                 <w:b/>
                 <w:sz w:val="24"/>
               </w:rPr>
-              <w:t>HR</w:t>
+              <w:t>HR Signature: {{ hr_signature }}</w:t>
             </w:r>
             <w:r>
               <w:rPr>
@@ -1215,14 +1193,12 @@
                 <w:spacing w:val="-2"/>
                 <w:sz w:val="24"/>
               </w:rPr>
-              <w:t xml:space="preserve"> </w:t>
-            </w:r>
-            <w:r>
-              <w:rPr>
-                <w:b/>
-                <w:sz w:val="24"/>
-              </w:rPr>
-              <w:t>Signature:</w:t>
+            </w:r>
+            <w:r>
+              <w:rPr>
+                <w:b/>
+                <w:sz w:val="24"/>
+              </w:rPr>
             </w:r>
           </w:p>
         </w:tc>
